--- a/templates_docx/pre_sale_psf.docx
+++ b/templates_docx/pre_sale_psf.docx
@@ -180,29 +180,7 @@
           <w:sz w:val="22"/>
           <w:szCs w:val="22"/>
         </w:rPr>
-        <w:t>{{</w:t>
-      </w:r>
-      <w:proofErr w:type="spellStart"/>
-      <w:r>
-        <w:rPr>
-          <w:rFonts w:ascii="Arial" w:hAnsi="Arial" w:cs="Arial"/>
-          <w:spacing w:val="-6"/>
-          <w:w w:val="90"/>
-          <w:sz w:val="22"/>
-          <w:szCs w:val="22"/>
-        </w:rPr>
-        <w:t>notice_date</w:t>
-      </w:r>
-      <w:proofErr w:type="spellEnd"/>
-      <w:r>
-        <w:rPr>
-          <w:rFonts w:ascii="Arial" w:hAnsi="Arial" w:cs="Arial"/>
-          <w:spacing w:val="-6"/>
-          <w:w w:val="90"/>
-          <w:sz w:val="22"/>
-          <w:szCs w:val="22"/>
-        </w:rPr>
-        <w:t>}}</w:t>
+        <w:t>{{notice_date}}</w:t>
       </w:r>
     </w:p>
     <w:p>
@@ -254,9 +232,8 @@
           <w:sz w:val="22"/>
           <w:szCs w:val="22"/>
         </w:rPr>
-        <w:t>{{</w:t>
-      </w:r>
-      <w:proofErr w:type="spellStart"/>
+        <w:t>{{borr</w:t>
+      </w:r>
       <w:r>
         <w:rPr>
           <w:rFonts w:ascii="Arial" w:hAnsi="Arial" w:cs="Arial"/>
@@ -265,28 +242,7 @@
           <w:sz w:val="22"/>
           <w:szCs w:val="22"/>
         </w:rPr>
-        <w:t>borr</w:t>
-      </w:r>
-      <w:r>
-        <w:rPr>
-          <w:rFonts w:ascii="Arial" w:hAnsi="Arial" w:cs="Arial"/>
-          <w:spacing w:val="-12"/>
-          <w:w w:val="90"/>
-          <w:sz w:val="22"/>
-          <w:szCs w:val="22"/>
-        </w:rPr>
-        <w:t>ower_name</w:t>
-      </w:r>
-      <w:proofErr w:type="spellEnd"/>
-      <w:r>
-        <w:rPr>
-          <w:rFonts w:ascii="Arial" w:hAnsi="Arial" w:cs="Arial"/>
-          <w:spacing w:val="-12"/>
-          <w:w w:val="90"/>
-          <w:sz w:val="22"/>
-          <w:szCs w:val="22"/>
-        </w:rPr>
-        <w:t>}}</w:t>
+        <w:t>ower_name}}</w:t>
       </w:r>
       <w:r>
         <w:rPr>
@@ -324,105 +280,35 @@
           <w:szCs w:val="22"/>
         </w:rPr>
       </w:pPr>
-      <w:proofErr w:type="spellStart"/>
-      <w:proofErr w:type="gramStart"/>
-      <w:r>
-        <w:rPr>
-          <w:rFonts w:ascii="Arial" w:hAnsi="Arial" w:cs="Arial"/>
-          <w:spacing w:val="-6"/>
-          <w:w w:val="90"/>
-          <w:sz w:val="22"/>
-          <w:szCs w:val="22"/>
-        </w:rPr>
-        <w:t>H.No</w:t>
-      </w:r>
-      <w:proofErr w:type="spellEnd"/>
-      <w:proofErr w:type="gramEnd"/>
-      <w:r>
-        <w:rPr>
-          <w:rFonts w:ascii="Arial" w:hAnsi="Arial" w:cs="Arial"/>
-          <w:spacing w:val="-6"/>
-          <w:w w:val="90"/>
-          <w:sz w:val="22"/>
-          <w:szCs w:val="22"/>
-        </w:rPr>
-        <w:t>:-{{</w:t>
-      </w:r>
-      <w:proofErr w:type="spellStart"/>
-      <w:r>
-        <w:rPr>
-          <w:rFonts w:ascii="Arial" w:hAnsi="Arial" w:cs="Arial"/>
-          <w:spacing w:val="-6"/>
-          <w:w w:val="90"/>
-          <w:sz w:val="22"/>
-          <w:szCs w:val="22"/>
-        </w:rPr>
-        <w:t>borrower_address</w:t>
-      </w:r>
-      <w:proofErr w:type="spellEnd"/>
-      <w:r>
-        <w:rPr>
-          <w:rFonts w:ascii="Arial" w:hAnsi="Arial" w:cs="Arial"/>
-          <w:spacing w:val="-6"/>
-          <w:w w:val="90"/>
-          <w:sz w:val="22"/>
-          <w:szCs w:val="22"/>
-        </w:rPr>
-        <w:t>}}</w:t>
-      </w:r>
-      <w:r>
-        <w:rPr>
-          <w:rFonts w:ascii="Arial" w:hAnsi="Arial" w:cs="Arial"/>
-          <w:spacing w:val="-6"/>
-          <w:w w:val="90"/>
-          <w:sz w:val="22"/>
-          <w:szCs w:val="22"/>
-        </w:rPr>
-        <w:t xml:space="preserve">, </w:t>
-      </w:r>
-      <w:proofErr w:type="spellStart"/>
-      <w:r>
-        <w:rPr>
-          <w:rFonts w:ascii="Arial" w:hAnsi="Arial" w:cs="Arial"/>
-          <w:spacing w:val="-6"/>
-          <w:w w:val="90"/>
-          <w:sz w:val="22"/>
-          <w:szCs w:val="22"/>
-        </w:rPr>
-        <w:t>pincode</w:t>
-      </w:r>
-      <w:proofErr w:type="spellEnd"/>
-      <w:r>
-        <w:rPr>
-          <w:rFonts w:ascii="Arial" w:hAnsi="Arial" w:cs="Arial"/>
-          <w:spacing w:val="-6"/>
-          <w:w w:val="90"/>
-          <w:sz w:val="22"/>
-          <w:szCs w:val="22"/>
-        </w:rPr>
-        <w:t>-{{</w:t>
-      </w:r>
-      <w:proofErr w:type="spellStart"/>
-      <w:r>
-        <w:rPr>
-          <w:rFonts w:ascii="Arial" w:hAnsi="Arial" w:cs="Arial"/>
-          <w:spacing w:val="-6"/>
-          <w:w w:val="90"/>
-          <w:sz w:val="22"/>
-          <w:szCs w:val="22"/>
-        </w:rPr>
-        <w:t>pincode</w:t>
-      </w:r>
-      <w:proofErr w:type="spellEnd"/>
-      <w:r>
-        <w:rPr>
-          <w:rFonts w:ascii="Arial" w:hAnsi="Arial" w:cs="Arial"/>
-          <w:spacing w:val="-6"/>
-          <w:w w:val="90"/>
-          <w:sz w:val="22"/>
-          <w:szCs w:val="22"/>
-        </w:rPr>
-        <w:t>}}</w:t>
+      <w:r>
+        <w:rPr>
+          <w:rFonts w:ascii="Arial" w:hAnsi="Arial" w:cs="Arial"/>
+          <w:spacing w:val="-6"/>
+          <w:w w:val="90"/>
+          <w:sz w:val="22"/>
+          <w:szCs w:val="22"/>
+        </w:rPr>
+        <w:t>H.No:-{{borrower_address}}</w:t>
+      </w:r>
+      <w:r>
+        <w:rPr>
+          <w:rFonts w:ascii="Arial" w:hAnsi="Arial" w:cs="Arial"/>
+          <w:spacing w:val="-6"/>
+          <w:w w:val="90"/>
+          <w:sz w:val="22"/>
+          <w:szCs w:val="22"/>
+        </w:rPr>
+        <w:t>, pincode</w:t>
+      </w:r>
+      <w:r>
+        <w:rPr>
+          <w:rFonts w:ascii="Arial" w:hAnsi="Arial" w:cs="Arial"/>
+          <w:spacing w:val="-6"/>
+          <w:w w:val="90"/>
+          <w:sz w:val="22"/>
+          <w:szCs w:val="22"/>
+        </w:rPr>
+        <w:t>-{{pincode}}</w:t>
       </w:r>
     </w:p>
     <w:p>
@@ -461,27 +347,7 @@
           <w:sz w:val="22"/>
           <w:szCs w:val="22"/>
         </w:rPr>
-        <w:t>{{</w:t>
-      </w:r>
-      <w:proofErr w:type="spellStart"/>
-      <w:r>
-        <w:rPr>
-          <w:rFonts w:ascii="Arial" w:hAnsi="Arial" w:cs="Arial"/>
-          <w:spacing w:val="-2"/>
-          <w:sz w:val="22"/>
-          <w:szCs w:val="22"/>
-        </w:rPr>
-        <w:t>borrower_mobile</w:t>
-      </w:r>
-      <w:proofErr w:type="spellEnd"/>
-      <w:r>
-        <w:rPr>
-          <w:rFonts w:ascii="Arial" w:hAnsi="Arial" w:cs="Arial"/>
-          <w:spacing w:val="-2"/>
-          <w:sz w:val="22"/>
-          <w:szCs w:val="22"/>
-        </w:rPr>
-        <w:t>}}</w:t>
+        <w:t>{{borrower_mobile}}</w:t>
       </w:r>
       <w:r>
         <w:rPr>
@@ -660,9 +526,8 @@
           <w:spacing w:val="-6"/>
           <w:w w:val="90"/>
         </w:rPr>
-        <w:t>{{</w:t>
-      </w:r>
-      <w:proofErr w:type="spellStart"/>
+        <w:t>{{borrower_</w:t>
+      </w:r>
       <w:r>
         <w:rPr>
           <w:rFonts w:ascii="Arial" w:hAnsi="Arial" w:cs="Arial"/>
@@ -671,19 +536,8 @@
           <w:spacing w:val="-6"/>
           <w:w w:val="90"/>
         </w:rPr>
-        <w:t>borrower_</w:t>
-      </w:r>
-      <w:r>
-        <w:rPr>
-          <w:rFonts w:ascii="Arial" w:hAnsi="Arial" w:cs="Arial"/>
-          <w:b/>
-          <w:bCs/>
-          <w:spacing w:val="-6"/>
-          <w:w w:val="90"/>
-        </w:rPr>
         <w:t>name</w:t>
       </w:r>
-      <w:proofErr w:type="spellEnd"/>
       <w:r>
         <w:rPr>
           <w:rFonts w:ascii="Arial" w:hAnsi="Arial" w:cs="Arial"/>
@@ -770,31 +624,7 @@
           <w:szCs w:val="22"/>
           <w:u w:val="single"/>
         </w:rPr>
-        <w:t>{{</w:t>
-      </w:r>
-      <w:proofErr w:type="spellStart"/>
-      <w:r>
-        <w:rPr>
-          <w:rFonts w:ascii="Arial" w:hAnsi="Arial" w:cs="Arial"/>
-          <w:spacing w:val="-6"/>
-          <w:w w:val="90"/>
-          <w:sz w:val="22"/>
-          <w:szCs w:val="22"/>
-          <w:u w:val="single"/>
-        </w:rPr>
-        <w:t>vehicle_no</w:t>
-      </w:r>
-      <w:proofErr w:type="spellEnd"/>
-      <w:r>
-        <w:rPr>
-          <w:rFonts w:ascii="Arial" w:hAnsi="Arial" w:cs="Arial"/>
-          <w:spacing w:val="-6"/>
-          <w:w w:val="90"/>
-          <w:sz w:val="22"/>
-          <w:szCs w:val="22"/>
-          <w:u w:val="single"/>
-        </w:rPr>
-        <w:t>}}</w:t>
+        <w:t>{{vehicle_no}}</w:t>
       </w:r>
     </w:p>
     <w:p>
@@ -856,29 +686,7 @@
           <w:w w:val="90"/>
           <w:u w:val="single"/>
         </w:rPr>
-        <w:t>{{</w:t>
-      </w:r>
-      <w:proofErr w:type="spellStart"/>
-      <w:r>
-        <w:rPr>
-          <w:rFonts w:ascii="Arial" w:hAnsi="Arial" w:cs="Arial"/>
-          <w:b/>
-          <w:spacing w:val="-10"/>
-          <w:w w:val="90"/>
-          <w:u w:val="single"/>
-        </w:rPr>
-        <w:t>loan_account</w:t>
-      </w:r>
-      <w:proofErr w:type="spellEnd"/>
-      <w:r>
-        <w:rPr>
-          <w:rFonts w:ascii="Arial" w:hAnsi="Arial" w:cs="Arial"/>
-          <w:b/>
-          <w:spacing w:val="-10"/>
-          <w:w w:val="90"/>
-          <w:u w:val="single"/>
-        </w:rPr>
-        <w:t>}}</w:t>
+        <w:t>{{loan_account}}</w:t>
       </w:r>
     </w:p>
     <w:p>
@@ -914,25 +722,7 @@
           <w:spacing w:val="-6"/>
           <w:w w:val="90"/>
         </w:rPr>
-        <w:t>{{</w:t>
-      </w:r>
-      <w:proofErr w:type="spellStart"/>
-      <w:r>
-        <w:rPr>
-          <w:rFonts w:ascii="Arial" w:hAnsi="Arial" w:cs="Arial"/>
-          <w:spacing w:val="-6"/>
-          <w:w w:val="90"/>
-        </w:rPr>
-        <w:t>borrower_name</w:t>
-      </w:r>
-      <w:proofErr w:type="spellEnd"/>
-      <w:r>
-        <w:rPr>
-          <w:rFonts w:ascii="Arial" w:hAnsi="Arial" w:cs="Arial"/>
-          <w:spacing w:val="-6"/>
-          <w:w w:val="90"/>
-        </w:rPr>
-        <w:t>}}</w:t>
+        <w:t>{{borrower_name}}</w:t>
       </w:r>
       <w:r>
         <w:rPr>
@@ -1381,33 +1171,7 @@
           <w:szCs w:val="22"/>
           <w:u w:val="single"/>
         </w:rPr>
-        <w:t>{{</w:t>
-      </w:r>
-      <w:proofErr w:type="spellStart"/>
-      <w:r>
-        <w:rPr>
-          <w:rFonts w:ascii="Arial" w:hAnsi="Arial" w:cs="Arial"/>
-          <w:b/>
-          <w:spacing w:val="-6"/>
-          <w:w w:val="90"/>
-          <w:sz w:val="22"/>
-          <w:szCs w:val="22"/>
-          <w:u w:val="single"/>
-        </w:rPr>
-        <w:t>loan_account</w:t>
-      </w:r>
-      <w:proofErr w:type="spellEnd"/>
-      <w:r>
-        <w:rPr>
-          <w:rFonts w:ascii="Arial" w:hAnsi="Arial" w:cs="Arial"/>
-          <w:b/>
-          <w:spacing w:val="-6"/>
-          <w:w w:val="90"/>
-          <w:sz w:val="22"/>
-          <w:szCs w:val="22"/>
-          <w:u w:val="single"/>
-        </w:rPr>
-        <w:t>}}</w:t>
+        <w:t>{{loan_account}}</w:t>
       </w:r>
       <w:r>
         <w:rPr>
@@ -3755,916 +3519,6 @@
           <w:szCs w:val="22"/>
         </w:rPr>
         <w:t>consequences</w:t>
-      </w:r>
-    </w:p>
-    <w:p>
-      <w:pPr>
-        <w:spacing w:before="167"/>
-        <w:ind w:left="77" w:right="31"/>
-        <w:rPr>
-          <w:rFonts w:ascii="Arial" w:hAnsi="Arial" w:cs="Arial"/>
-          <w:b/>
-        </w:rPr>
-      </w:pPr>
-      <w:r>
-        <w:rPr>
-          <w:rFonts w:ascii="Arial" w:hAnsi="Arial" w:cs="Arial"/>
-          <w:spacing w:val="-4"/>
-          <w:w w:val="90"/>
-        </w:rPr>
-        <w:t>Please</w:t>
-      </w:r>
-      <w:r>
-        <w:rPr>
-          <w:rFonts w:ascii="Arial" w:hAnsi="Arial" w:cs="Arial"/>
-          <w:spacing w:val="-13"/>
-          <w:w w:val="90"/>
-        </w:rPr>
-        <w:t xml:space="preserve"> </w:t>
-      </w:r>
-      <w:r>
-        <w:rPr>
-          <w:rFonts w:ascii="Arial" w:hAnsi="Arial" w:cs="Arial"/>
-          <w:spacing w:val="-4"/>
-          <w:w w:val="90"/>
-        </w:rPr>
-        <w:t>ensure</w:t>
-      </w:r>
-      <w:r>
-        <w:rPr>
-          <w:rFonts w:ascii="Arial" w:hAnsi="Arial" w:cs="Arial"/>
-          <w:spacing w:val="-13"/>
-          <w:w w:val="90"/>
-        </w:rPr>
-        <w:t xml:space="preserve"> </w:t>
-      </w:r>
-      <w:r>
-        <w:rPr>
-          <w:rFonts w:ascii="Arial" w:hAnsi="Arial" w:cs="Arial"/>
-          <w:spacing w:val="-4"/>
-          <w:w w:val="90"/>
-        </w:rPr>
-        <w:t>that</w:t>
-      </w:r>
-      <w:r>
-        <w:rPr>
-          <w:rFonts w:ascii="Arial" w:hAnsi="Arial" w:cs="Arial"/>
-          <w:spacing w:val="-3"/>
-        </w:rPr>
-        <w:t xml:space="preserve"> </w:t>
-      </w:r>
-      <w:r>
-        <w:rPr>
-          <w:rFonts w:ascii="Arial" w:hAnsi="Arial" w:cs="Arial"/>
-          <w:spacing w:val="-4"/>
-          <w:w w:val="90"/>
-        </w:rPr>
-        <w:t>payments</w:t>
-      </w:r>
-      <w:r>
-        <w:rPr>
-          <w:rFonts w:ascii="Arial" w:hAnsi="Arial" w:cs="Arial"/>
-          <w:spacing w:val="-6"/>
-          <w:w w:val="90"/>
-        </w:rPr>
-        <w:t xml:space="preserve"> </w:t>
-      </w:r>
-      <w:r>
-        <w:rPr>
-          <w:rFonts w:ascii="Arial" w:hAnsi="Arial" w:cs="Arial"/>
-          <w:spacing w:val="-4"/>
-          <w:w w:val="90"/>
-        </w:rPr>
-        <w:t>are</w:t>
-      </w:r>
-      <w:r>
-        <w:rPr>
-          <w:rFonts w:ascii="Arial" w:hAnsi="Arial" w:cs="Arial"/>
-          <w:spacing w:val="-13"/>
-          <w:w w:val="90"/>
-        </w:rPr>
-        <w:t xml:space="preserve"> </w:t>
-      </w:r>
-      <w:r>
-        <w:rPr>
-          <w:rFonts w:ascii="Arial" w:hAnsi="Arial" w:cs="Arial"/>
-          <w:spacing w:val="-4"/>
-          <w:w w:val="90"/>
-        </w:rPr>
-        <w:t>made</w:t>
-      </w:r>
-      <w:r>
-        <w:rPr>
-          <w:rFonts w:ascii="Arial" w:hAnsi="Arial" w:cs="Arial"/>
-          <w:spacing w:val="-13"/>
-          <w:w w:val="90"/>
-        </w:rPr>
-        <w:t xml:space="preserve"> </w:t>
-      </w:r>
-      <w:r>
-        <w:rPr>
-          <w:rFonts w:ascii="Arial" w:hAnsi="Arial" w:cs="Arial"/>
-          <w:spacing w:val="-4"/>
-          <w:w w:val="90"/>
-        </w:rPr>
-        <w:t>directly</w:t>
-      </w:r>
-      <w:r>
-        <w:rPr>
-          <w:rFonts w:ascii="Arial" w:hAnsi="Arial" w:cs="Arial"/>
-          <w:spacing w:val="-3"/>
-        </w:rPr>
-        <w:t xml:space="preserve"> </w:t>
-      </w:r>
-      <w:r>
-        <w:rPr>
-          <w:rFonts w:ascii="Arial" w:hAnsi="Arial" w:cs="Arial"/>
-          <w:spacing w:val="-4"/>
-          <w:w w:val="90"/>
-        </w:rPr>
-        <w:t>at</w:t>
-      </w:r>
-      <w:r>
-        <w:rPr>
-          <w:rFonts w:ascii="Arial" w:hAnsi="Arial" w:cs="Arial"/>
-          <w:spacing w:val="-3"/>
-        </w:rPr>
-        <w:t xml:space="preserve"> </w:t>
-      </w:r>
-      <w:r>
-        <w:rPr>
-          <w:rFonts w:ascii="Arial" w:hAnsi="Arial" w:cs="Arial"/>
-          <w:spacing w:val="-4"/>
-          <w:w w:val="90"/>
-        </w:rPr>
-        <w:t>the</w:t>
-      </w:r>
-      <w:r>
-        <w:rPr>
-          <w:rFonts w:ascii="Arial" w:hAnsi="Arial" w:cs="Arial"/>
-          <w:spacing w:val="-13"/>
-          <w:w w:val="90"/>
-        </w:rPr>
-        <w:t xml:space="preserve"> </w:t>
-      </w:r>
-      <w:r>
-        <w:rPr>
-          <w:rFonts w:ascii="Arial" w:hAnsi="Arial" w:cs="Arial"/>
-          <w:spacing w:val="-4"/>
-          <w:w w:val="90"/>
-        </w:rPr>
-        <w:t>office</w:t>
-      </w:r>
-      <w:r>
-        <w:rPr>
-          <w:rFonts w:ascii="Arial" w:hAnsi="Arial" w:cs="Arial"/>
-          <w:spacing w:val="-13"/>
-          <w:w w:val="90"/>
-        </w:rPr>
-        <w:t xml:space="preserve"> </w:t>
-      </w:r>
-      <w:r>
-        <w:rPr>
-          <w:rFonts w:ascii="Arial" w:hAnsi="Arial" w:cs="Arial"/>
-          <w:spacing w:val="-4"/>
-          <w:w w:val="90"/>
-        </w:rPr>
-        <w:t>of</w:t>
-      </w:r>
-      <w:r>
-        <w:rPr>
-          <w:rFonts w:ascii="Arial" w:hAnsi="Arial" w:cs="Arial"/>
-          <w:spacing w:val="21"/>
-        </w:rPr>
-        <w:t xml:space="preserve"> </w:t>
-      </w:r>
-      <w:r>
-        <w:rPr>
-          <w:rFonts w:ascii="Arial" w:hAnsi="Arial" w:cs="Arial"/>
-          <w:spacing w:val="-4"/>
-          <w:w w:val="90"/>
-        </w:rPr>
-        <w:t>Padma</w:t>
-      </w:r>
-      <w:r>
-        <w:rPr>
-          <w:rFonts w:ascii="Arial" w:hAnsi="Arial" w:cs="Arial"/>
-          <w:spacing w:val="-13"/>
-          <w:w w:val="90"/>
-        </w:rPr>
-        <w:t xml:space="preserve"> </w:t>
-      </w:r>
-      <w:r>
-        <w:rPr>
-          <w:rFonts w:ascii="Arial" w:hAnsi="Arial" w:cs="Arial"/>
-          <w:spacing w:val="-4"/>
-          <w:w w:val="90"/>
-        </w:rPr>
-        <w:t>Sai</w:t>
-      </w:r>
-      <w:r>
-        <w:rPr>
-          <w:rFonts w:ascii="Arial" w:hAnsi="Arial" w:cs="Arial"/>
-          <w:spacing w:val="-11"/>
-          <w:w w:val="90"/>
-        </w:rPr>
-        <w:t xml:space="preserve"> </w:t>
-      </w:r>
-      <w:r>
-        <w:rPr>
-          <w:rFonts w:ascii="Arial" w:hAnsi="Arial" w:cs="Arial"/>
-          <w:spacing w:val="-4"/>
-          <w:w w:val="90"/>
-        </w:rPr>
-        <w:t>Holdings</w:t>
-      </w:r>
-      <w:r>
-        <w:rPr>
-          <w:rFonts w:ascii="Arial" w:hAnsi="Arial" w:cs="Arial"/>
-          <w:spacing w:val="-6"/>
-          <w:w w:val="90"/>
-        </w:rPr>
-        <w:t xml:space="preserve"> </w:t>
-      </w:r>
-      <w:r>
-        <w:rPr>
-          <w:rFonts w:ascii="Arial" w:hAnsi="Arial" w:cs="Arial"/>
-          <w:spacing w:val="-4"/>
-          <w:w w:val="90"/>
-        </w:rPr>
-        <w:t>Private</w:t>
-      </w:r>
-      <w:r>
-        <w:rPr>
-          <w:rFonts w:ascii="Arial" w:hAnsi="Arial" w:cs="Arial"/>
-          <w:spacing w:val="-13"/>
-          <w:w w:val="90"/>
-        </w:rPr>
-        <w:t xml:space="preserve"> </w:t>
-      </w:r>
-      <w:r>
-        <w:rPr>
-          <w:rFonts w:ascii="Arial" w:hAnsi="Arial" w:cs="Arial"/>
-          <w:spacing w:val="-4"/>
-          <w:w w:val="90"/>
-        </w:rPr>
-        <w:t>Limited</w:t>
-      </w:r>
-      <w:r>
-        <w:rPr>
-          <w:rFonts w:ascii="Arial" w:hAnsi="Arial" w:cs="Arial"/>
-          <w:spacing w:val="-11"/>
-          <w:w w:val="90"/>
-        </w:rPr>
-        <w:t xml:space="preserve"> </w:t>
-      </w:r>
-      <w:r>
-        <w:rPr>
-          <w:rFonts w:ascii="Arial" w:hAnsi="Arial" w:cs="Arial"/>
-          <w:spacing w:val="-4"/>
-          <w:w w:val="90"/>
-        </w:rPr>
-        <w:t>and</w:t>
-      </w:r>
-      <w:r>
-        <w:rPr>
-          <w:rFonts w:ascii="Arial" w:hAnsi="Arial" w:cs="Arial"/>
-          <w:spacing w:val="-11"/>
-          <w:w w:val="90"/>
-        </w:rPr>
-        <w:t xml:space="preserve"> </w:t>
-      </w:r>
-      <w:r>
-        <w:rPr>
-          <w:rFonts w:ascii="Arial" w:hAnsi="Arial" w:cs="Arial"/>
-          <w:spacing w:val="-4"/>
-          <w:w w:val="90"/>
-        </w:rPr>
-        <w:t>obtain</w:t>
-      </w:r>
-      <w:r>
-        <w:rPr>
-          <w:rFonts w:ascii="Arial" w:hAnsi="Arial" w:cs="Arial"/>
-          <w:spacing w:val="-11"/>
-          <w:w w:val="90"/>
-        </w:rPr>
-        <w:t xml:space="preserve"> </w:t>
-      </w:r>
-      <w:r>
-        <w:rPr>
-          <w:rFonts w:ascii="Arial" w:hAnsi="Arial" w:cs="Arial"/>
-          <w:spacing w:val="-4"/>
-          <w:w w:val="90"/>
-        </w:rPr>
-        <w:t>an</w:t>
-      </w:r>
-      <w:r>
-        <w:rPr>
-          <w:rFonts w:ascii="Arial" w:hAnsi="Arial" w:cs="Arial"/>
-          <w:spacing w:val="-11"/>
-          <w:w w:val="90"/>
-        </w:rPr>
-        <w:t xml:space="preserve"> </w:t>
-      </w:r>
-      <w:r>
-        <w:rPr>
-          <w:rFonts w:ascii="Arial" w:hAnsi="Arial" w:cs="Arial"/>
-          <w:spacing w:val="-4"/>
-          <w:w w:val="90"/>
-        </w:rPr>
-        <w:t>acknowledgment</w:t>
-      </w:r>
-      <w:r>
-        <w:rPr>
-          <w:rFonts w:ascii="Arial" w:hAnsi="Arial" w:cs="Arial"/>
-          <w:spacing w:val="-3"/>
-        </w:rPr>
-        <w:t xml:space="preserve"> </w:t>
-      </w:r>
-      <w:r>
-        <w:rPr>
-          <w:rFonts w:ascii="Arial" w:hAnsi="Arial" w:cs="Arial"/>
-          <w:spacing w:val="-4"/>
-          <w:w w:val="90"/>
-        </w:rPr>
-        <w:t>receipt</w:t>
-      </w:r>
-      <w:r>
-        <w:rPr>
-          <w:rFonts w:ascii="Arial" w:hAnsi="Arial" w:cs="Arial"/>
-          <w:spacing w:val="-3"/>
-        </w:rPr>
-        <w:t xml:space="preserve"> </w:t>
-      </w:r>
-      <w:r>
-        <w:rPr>
-          <w:rFonts w:ascii="Arial" w:hAnsi="Arial" w:cs="Arial"/>
-          <w:spacing w:val="-4"/>
-          <w:w w:val="90"/>
-        </w:rPr>
-        <w:t>for</w:t>
-      </w:r>
-      <w:r>
-        <w:rPr>
-          <w:rFonts w:ascii="Arial" w:hAnsi="Arial" w:cs="Arial"/>
-          <w:spacing w:val="-8"/>
-          <w:w w:val="90"/>
-        </w:rPr>
-        <w:t xml:space="preserve"> </w:t>
-      </w:r>
-      <w:r>
-        <w:rPr>
-          <w:rFonts w:ascii="Arial" w:hAnsi="Arial" w:cs="Arial"/>
-          <w:spacing w:val="-4"/>
-          <w:w w:val="90"/>
-        </w:rPr>
-        <w:t>the</w:t>
-      </w:r>
-      <w:r>
-        <w:rPr>
-          <w:rFonts w:ascii="Arial" w:hAnsi="Arial" w:cs="Arial"/>
-          <w:spacing w:val="-13"/>
-          <w:w w:val="90"/>
-        </w:rPr>
-        <w:t xml:space="preserve"> </w:t>
-      </w:r>
-      <w:r>
-        <w:rPr>
-          <w:rFonts w:ascii="Arial" w:hAnsi="Arial" w:cs="Arial"/>
-          <w:spacing w:val="-4"/>
-          <w:w w:val="90"/>
-        </w:rPr>
-        <w:t>same</w:t>
-      </w:r>
-      <w:r>
-        <w:rPr>
-          <w:rFonts w:ascii="Arial" w:hAnsi="Arial" w:cs="Arial"/>
-          <w:spacing w:val="-13"/>
-          <w:w w:val="90"/>
-        </w:rPr>
-        <w:t xml:space="preserve"> </w:t>
-      </w:r>
-      <w:r>
-        <w:rPr>
-          <w:rFonts w:ascii="Arial" w:hAnsi="Arial" w:cs="Arial"/>
-          <w:spacing w:val="-4"/>
-          <w:w w:val="90"/>
-        </w:rPr>
-        <w:t>or</w:t>
-      </w:r>
-      <w:r>
-        <w:rPr>
-          <w:rFonts w:ascii="Arial" w:hAnsi="Arial" w:cs="Arial"/>
-          <w:spacing w:val="-8"/>
-          <w:w w:val="90"/>
-        </w:rPr>
-        <w:t xml:space="preserve"> </w:t>
-      </w:r>
-      <w:r>
-        <w:rPr>
-          <w:rFonts w:ascii="Arial" w:hAnsi="Arial" w:cs="Arial"/>
-          <w:spacing w:val="-4"/>
-          <w:w w:val="90"/>
-        </w:rPr>
-        <w:t>make</w:t>
-      </w:r>
-      <w:r>
-        <w:rPr>
-          <w:rFonts w:ascii="Arial" w:hAnsi="Arial" w:cs="Arial"/>
-          <w:spacing w:val="-13"/>
-          <w:w w:val="90"/>
-        </w:rPr>
-        <w:t xml:space="preserve"> </w:t>
-      </w:r>
-      <w:r>
-        <w:rPr>
-          <w:rFonts w:ascii="Arial" w:hAnsi="Arial" w:cs="Arial"/>
-          <w:spacing w:val="-4"/>
-          <w:w w:val="90"/>
-        </w:rPr>
-        <w:t>a</w:t>
-      </w:r>
-      <w:r>
-        <w:rPr>
-          <w:rFonts w:ascii="Arial" w:hAnsi="Arial" w:cs="Arial"/>
-          <w:spacing w:val="-13"/>
-          <w:w w:val="90"/>
-        </w:rPr>
-        <w:t xml:space="preserve"> </w:t>
-      </w:r>
-      <w:r>
-        <w:rPr>
-          <w:rFonts w:ascii="Arial" w:hAnsi="Arial" w:cs="Arial"/>
-          <w:spacing w:val="-4"/>
-          <w:w w:val="90"/>
-        </w:rPr>
-        <w:t>payment</w:t>
-      </w:r>
-      <w:r>
-        <w:rPr>
-          <w:rFonts w:ascii="Arial" w:hAnsi="Arial" w:cs="Arial"/>
-          <w:spacing w:val="-3"/>
-        </w:rPr>
-        <w:t xml:space="preserve"> </w:t>
-      </w:r>
-      <w:r>
-        <w:rPr>
-          <w:rFonts w:ascii="Arial" w:hAnsi="Arial" w:cs="Arial"/>
-          <w:spacing w:val="-4"/>
-          <w:w w:val="90"/>
-        </w:rPr>
-        <w:t>by</w:t>
-      </w:r>
-      <w:r>
-        <w:rPr>
-          <w:rFonts w:ascii="Arial" w:hAnsi="Arial" w:cs="Arial"/>
-          <w:spacing w:val="-3"/>
-        </w:rPr>
-        <w:t xml:space="preserve"> </w:t>
-      </w:r>
-      <w:r>
-        <w:rPr>
-          <w:rFonts w:ascii="Arial" w:hAnsi="Arial" w:cs="Arial"/>
-          <w:spacing w:val="-4"/>
-          <w:w w:val="90"/>
-        </w:rPr>
-        <w:t>using</w:t>
-      </w:r>
-      <w:r>
-        <w:rPr>
-          <w:rFonts w:ascii="Arial" w:hAnsi="Arial" w:cs="Arial"/>
-          <w:spacing w:val="-21"/>
-          <w:w w:val="90"/>
-        </w:rPr>
-        <w:t xml:space="preserve"> </w:t>
-      </w:r>
-      <w:r>
-        <w:rPr>
-          <w:rFonts w:ascii="Arial" w:hAnsi="Arial" w:cs="Arial"/>
-          <w:b/>
-          <w:spacing w:val="-4"/>
-          <w:w w:val="90"/>
-        </w:rPr>
-        <w:t>your</w:t>
-      </w:r>
-      <w:r>
-        <w:rPr>
-          <w:rFonts w:ascii="Arial" w:hAnsi="Arial" w:cs="Arial"/>
-          <w:b/>
-          <w:spacing w:val="-13"/>
-          <w:w w:val="90"/>
-        </w:rPr>
-        <w:t xml:space="preserve"> </w:t>
-      </w:r>
-      <w:r>
-        <w:rPr>
-          <w:rFonts w:ascii="Arial" w:hAnsi="Arial" w:cs="Arial"/>
-          <w:b/>
-          <w:spacing w:val="-4"/>
-          <w:w w:val="90"/>
-        </w:rPr>
-        <w:t>loan</w:t>
-      </w:r>
-      <w:r>
-        <w:rPr>
-          <w:rFonts w:ascii="Arial" w:hAnsi="Arial" w:cs="Arial"/>
-          <w:b/>
-          <w:spacing w:val="-8"/>
-          <w:w w:val="90"/>
-        </w:rPr>
-        <w:t xml:space="preserve"> </w:t>
-      </w:r>
-      <w:r>
-        <w:rPr>
-          <w:rFonts w:ascii="Arial" w:hAnsi="Arial" w:cs="Arial"/>
-          <w:b/>
-          <w:spacing w:val="-4"/>
-          <w:w w:val="90"/>
-        </w:rPr>
-        <w:t>account</w:t>
-      </w:r>
-      <w:r>
-        <w:rPr>
-          <w:rFonts w:ascii="Arial" w:hAnsi="Arial" w:cs="Arial"/>
-          <w:b/>
-          <w:spacing w:val="-8"/>
-          <w:w w:val="90"/>
-        </w:rPr>
-        <w:t xml:space="preserve"> </w:t>
-      </w:r>
-      <w:r>
-        <w:rPr>
-          <w:rFonts w:ascii="Arial" w:hAnsi="Arial" w:cs="Arial"/>
-          <w:b/>
-          <w:spacing w:val="-4"/>
-          <w:w w:val="90"/>
-        </w:rPr>
-        <w:t>number</w:t>
-      </w:r>
-      <w:r>
-        <w:rPr>
-          <w:rFonts w:ascii="Arial" w:hAnsi="Arial" w:cs="Arial"/>
-          <w:b/>
-          <w:spacing w:val="-13"/>
-          <w:w w:val="90"/>
-        </w:rPr>
-        <w:t xml:space="preserve"> </w:t>
-      </w:r>
-      <w:r>
-        <w:rPr>
-          <w:rFonts w:ascii="Arial" w:hAnsi="Arial" w:cs="Arial"/>
-          <w:b/>
-          <w:spacing w:val="-4"/>
-          <w:w w:val="90"/>
-        </w:rPr>
-        <w:t>via</w:t>
-      </w:r>
-      <w:r>
-        <w:rPr>
-          <w:rFonts w:ascii="Arial" w:hAnsi="Arial" w:cs="Arial"/>
-          <w:b/>
-          <w:spacing w:val="40"/>
-        </w:rPr>
-        <w:t xml:space="preserve"> </w:t>
-      </w:r>
-      <w:r>
-        <w:rPr>
-          <w:rFonts w:ascii="Arial" w:hAnsi="Arial" w:cs="Arial"/>
-          <w:b/>
-          <w:spacing w:val="-12"/>
-        </w:rPr>
-        <w:t>All</w:t>
-      </w:r>
-      <w:r>
-        <w:rPr>
-          <w:rFonts w:ascii="Arial" w:hAnsi="Arial" w:cs="Arial"/>
-          <w:b/>
-        </w:rPr>
-        <w:t xml:space="preserve"> </w:t>
-      </w:r>
-      <w:r>
-        <w:rPr>
-          <w:rFonts w:ascii="Arial" w:hAnsi="Arial" w:cs="Arial"/>
-          <w:b/>
-          <w:spacing w:val="-12"/>
-        </w:rPr>
-        <w:t>UPI</w:t>
-      </w:r>
-      <w:r>
-        <w:rPr>
-          <w:rFonts w:ascii="Arial" w:hAnsi="Arial" w:cs="Arial"/>
-          <w:b/>
-          <w:spacing w:val="-18"/>
-        </w:rPr>
-        <w:t xml:space="preserve"> </w:t>
-      </w:r>
-      <w:r>
-        <w:rPr>
-          <w:rFonts w:ascii="Arial" w:hAnsi="Arial" w:cs="Arial"/>
-          <w:b/>
-          <w:spacing w:val="-12"/>
-        </w:rPr>
-        <w:t>Mobile</w:t>
-      </w:r>
-      <w:r>
-        <w:rPr>
-          <w:rFonts w:ascii="Arial" w:hAnsi="Arial" w:cs="Arial"/>
-          <w:b/>
-          <w:spacing w:val="-2"/>
-        </w:rPr>
-        <w:t xml:space="preserve"> </w:t>
-      </w:r>
-      <w:r>
-        <w:rPr>
-          <w:rFonts w:ascii="Arial" w:hAnsi="Arial" w:cs="Arial"/>
-          <w:b/>
-          <w:spacing w:val="-12"/>
-        </w:rPr>
-        <w:t>applications</w:t>
-      </w:r>
-      <w:r>
-        <w:rPr>
-          <w:rFonts w:ascii="Arial" w:hAnsi="Arial" w:cs="Arial"/>
-          <w:b/>
-          <w:spacing w:val="-6"/>
-        </w:rPr>
-        <w:t xml:space="preserve"> </w:t>
-      </w:r>
-      <w:r>
-        <w:rPr>
-          <w:rFonts w:ascii="Arial" w:hAnsi="Arial" w:cs="Arial"/>
-          <w:b/>
-          <w:spacing w:val="-12"/>
-        </w:rPr>
-        <w:t>(Ex:</w:t>
-      </w:r>
-      <w:r>
-        <w:rPr>
-          <w:rFonts w:ascii="Arial" w:hAnsi="Arial" w:cs="Arial"/>
-          <w:b/>
-          <w:spacing w:val="-8"/>
-        </w:rPr>
-        <w:t xml:space="preserve"> </w:t>
-      </w:r>
-      <w:r>
-        <w:rPr>
-          <w:rFonts w:ascii="Arial" w:hAnsi="Arial" w:cs="Arial"/>
-          <w:b/>
-          <w:spacing w:val="-12"/>
-        </w:rPr>
-        <w:t>Phone</w:t>
-      </w:r>
-      <w:r>
-        <w:rPr>
-          <w:rFonts w:ascii="Arial" w:hAnsi="Arial" w:cs="Arial"/>
-          <w:b/>
-          <w:spacing w:val="-12"/>
-        </w:rPr>
-        <w:t xml:space="preserve"> </w:t>
-      </w:r>
-      <w:r>
-        <w:rPr>
-          <w:rFonts w:ascii="Arial" w:hAnsi="Arial" w:cs="Arial"/>
-          <w:b/>
-          <w:spacing w:val="-12"/>
-        </w:rPr>
-        <w:t>P</w:t>
-      </w:r>
-      <w:r>
-        <w:rPr>
-          <w:rFonts w:ascii="Arial" w:hAnsi="Arial" w:cs="Arial"/>
-          <w:b/>
-          <w:spacing w:val="-12"/>
-        </w:rPr>
-        <w:t>ay</w:t>
-      </w:r>
-      <w:r>
-        <w:rPr>
-          <w:rFonts w:ascii="Arial" w:hAnsi="Arial" w:cs="Arial"/>
-          <w:b/>
-          <w:spacing w:val="-2"/>
-        </w:rPr>
-        <w:t xml:space="preserve"> </w:t>
-      </w:r>
-      <w:r>
-        <w:rPr>
-          <w:rFonts w:ascii="Arial" w:hAnsi="Arial" w:cs="Arial"/>
-          <w:b/>
-          <w:spacing w:val="-12"/>
-        </w:rPr>
-        <w:t>&gt;&gt; Loan</w:t>
-      </w:r>
-      <w:r>
-        <w:rPr>
-          <w:rFonts w:ascii="Arial" w:hAnsi="Arial" w:cs="Arial"/>
-          <w:b/>
-          <w:spacing w:val="-8"/>
-        </w:rPr>
-        <w:t xml:space="preserve"> </w:t>
-      </w:r>
-      <w:r>
-        <w:rPr>
-          <w:rFonts w:ascii="Arial" w:hAnsi="Arial" w:cs="Arial"/>
-          <w:b/>
-          <w:spacing w:val="-12"/>
-        </w:rPr>
-        <w:t>Repayment</w:t>
-      </w:r>
-      <w:r>
-        <w:rPr>
-          <w:rFonts w:ascii="Arial" w:hAnsi="Arial" w:cs="Arial"/>
-          <w:b/>
-          <w:spacing w:val="-8"/>
-        </w:rPr>
-        <w:t xml:space="preserve"> </w:t>
-      </w:r>
-      <w:r>
-        <w:rPr>
-          <w:rFonts w:ascii="Arial" w:hAnsi="Arial" w:cs="Arial"/>
-          <w:b/>
-          <w:spacing w:val="-12"/>
-        </w:rPr>
-        <w:t>option</w:t>
-      </w:r>
-      <w:r>
-        <w:rPr>
-          <w:rFonts w:ascii="Arial" w:hAnsi="Arial" w:cs="Arial"/>
-          <w:b/>
-          <w:spacing w:val="-8"/>
-        </w:rPr>
-        <w:t xml:space="preserve"> </w:t>
-      </w:r>
-      <w:r>
-        <w:rPr>
-          <w:rFonts w:ascii="Arial" w:hAnsi="Arial" w:cs="Arial"/>
-          <w:b/>
-          <w:spacing w:val="-12"/>
-        </w:rPr>
-        <w:t>&gt;&gt; Padma Sai</w:t>
-      </w:r>
-      <w:r>
-        <w:rPr>
-          <w:rFonts w:ascii="Arial" w:hAnsi="Arial" w:cs="Arial"/>
-          <w:b/>
-        </w:rPr>
-        <w:t xml:space="preserve"> </w:t>
-      </w:r>
-      <w:r>
-        <w:rPr>
-          <w:rFonts w:ascii="Arial" w:hAnsi="Arial" w:cs="Arial"/>
-          <w:b/>
-          <w:spacing w:val="-12"/>
-        </w:rPr>
-        <w:t>Finance</w:t>
-      </w:r>
-      <w:r>
-        <w:rPr>
-          <w:rFonts w:ascii="Arial" w:hAnsi="Arial" w:cs="Arial"/>
-          <w:b/>
-          <w:spacing w:val="-2"/>
-        </w:rPr>
-        <w:t xml:space="preserve"> </w:t>
-      </w:r>
-      <w:r>
-        <w:rPr>
-          <w:rFonts w:ascii="Arial" w:hAnsi="Arial" w:cs="Arial"/>
-          <w:b/>
-          <w:spacing w:val="-12"/>
-        </w:rPr>
-        <w:t>Ltd</w:t>
-      </w:r>
-      <w:r>
-        <w:rPr>
-          <w:rFonts w:ascii="Arial" w:hAnsi="Arial" w:cs="Arial"/>
-          <w:b/>
-          <w:spacing w:val="-21"/>
-        </w:rPr>
-        <w:t xml:space="preserve"> </w:t>
-      </w:r>
-      <w:r>
-        <w:rPr>
-          <w:rFonts w:ascii="Arial" w:hAnsi="Arial" w:cs="Arial"/>
-          <w:b/>
-          <w:spacing w:val="-12"/>
-        </w:rPr>
-        <w:t xml:space="preserve">&gt;&gt; Loan Account Number: </w:t>
-      </w:r>
-      <w:r>
-        <w:rPr>
-          <w:rFonts w:ascii="Arial" w:hAnsi="Arial" w:cs="Arial"/>
-          <w:b/>
-          <w:spacing w:val="-12"/>
-          <w:u w:val="single"/>
-        </w:rPr>
-        <w:t>{{</w:t>
-      </w:r>
-      <w:proofErr w:type="spellStart"/>
-      <w:r>
-        <w:rPr>
-          <w:rFonts w:ascii="Arial" w:hAnsi="Arial" w:cs="Arial"/>
-          <w:b/>
-          <w:spacing w:val="-12"/>
-          <w:u w:val="single"/>
-        </w:rPr>
-        <w:t>loan_account</w:t>
-      </w:r>
-      <w:proofErr w:type="spellEnd"/>
-      <w:r>
-        <w:rPr>
-          <w:rFonts w:ascii="Arial" w:hAnsi="Arial" w:cs="Arial"/>
-          <w:b/>
-          <w:spacing w:val="-12"/>
-          <w:u w:val="single"/>
-        </w:rPr>
-        <w:t>}}</w:t>
-      </w:r>
-      <w:r>
-        <w:rPr>
-          <w:rFonts w:ascii="Arial" w:hAnsi="Arial" w:cs="Arial"/>
-          <w:b/>
-          <w:spacing w:val="-12"/>
-        </w:rPr>
-        <w:t>) After</w:t>
-      </w:r>
-      <w:r>
-        <w:rPr>
-          <w:rFonts w:ascii="Arial" w:hAnsi="Arial" w:cs="Arial"/>
-          <w:b/>
-          <w:spacing w:val="-14"/>
-        </w:rPr>
-        <w:t xml:space="preserve"> </w:t>
-      </w:r>
-      <w:r>
-        <w:rPr>
-          <w:rFonts w:ascii="Arial" w:hAnsi="Arial" w:cs="Arial"/>
-          <w:b/>
-          <w:spacing w:val="-12"/>
-        </w:rPr>
-        <w:t>making payments,</w:t>
-      </w:r>
-      <w:r>
-        <w:rPr>
-          <w:rFonts w:ascii="Arial" w:hAnsi="Arial" w:cs="Arial"/>
-          <w:b/>
-          <w:spacing w:val="-7"/>
-        </w:rPr>
-        <w:t xml:space="preserve"> </w:t>
-      </w:r>
-      <w:r>
-        <w:rPr>
-          <w:rFonts w:ascii="Arial" w:hAnsi="Arial" w:cs="Arial"/>
-          <w:b/>
-          <w:spacing w:val="-12"/>
-        </w:rPr>
-        <w:t>please</w:t>
-      </w:r>
-      <w:r>
-        <w:rPr>
-          <w:rFonts w:ascii="Arial" w:hAnsi="Arial" w:cs="Arial"/>
-          <w:b/>
-          <w:spacing w:val="-2"/>
-        </w:rPr>
-        <w:t xml:space="preserve"> </w:t>
-      </w:r>
-      <w:r>
-        <w:rPr>
-          <w:rFonts w:ascii="Arial" w:hAnsi="Arial" w:cs="Arial"/>
-          <w:b/>
-          <w:spacing w:val="-12"/>
-        </w:rPr>
-        <w:t>notify us</w:t>
-      </w:r>
-      <w:r>
-        <w:rPr>
-          <w:rFonts w:ascii="Arial" w:hAnsi="Arial" w:cs="Arial"/>
-          <w:b/>
-          <w:spacing w:val="-6"/>
-        </w:rPr>
-        <w:t xml:space="preserve"> </w:t>
-      </w:r>
-      <w:r>
-        <w:rPr>
-          <w:rFonts w:ascii="Arial" w:hAnsi="Arial" w:cs="Arial"/>
-          <w:b/>
-          <w:spacing w:val="-12"/>
-        </w:rPr>
-        <w:t>at</w:t>
-      </w:r>
-      <w:r>
-        <w:rPr>
-          <w:rFonts w:ascii="Arial" w:hAnsi="Arial" w:cs="Arial"/>
-          <w:b/>
-          <w:spacing w:val="40"/>
-        </w:rPr>
-        <w:t xml:space="preserve"> </w:t>
-      </w:r>
-      <w:r>
-        <w:rPr>
-          <w:rFonts w:ascii="Arial" w:hAnsi="Arial" w:cs="Arial"/>
-          <w:b/>
-          <w:spacing w:val="-2"/>
-        </w:rPr>
-        <w:t>8008600111.</w:t>
       </w:r>
     </w:p>
     <w:p>
